--- a/docs/演示流程文档.docx
+++ b/docs/演示流程文档.docx
@@ -3209,7 +3209,7 @@
           <w:rFonts w:ascii="微软雅黑" w:eastAsia="微软雅黑" w:hAnsi="微软雅黑" w:cs="微软雅黑" w:hint="eastAsia"/>
           <w:lang w:eastAsia="zh-CN"/>
         </w:rPr>
-        <w:t>、平均篇均被引</w:t>
+        <w:t>、平均影响因子</w:t>
       </w:r>
       <w:r>
         <w:t xml:space="preserve"> 4.80</w:t>
@@ -4255,19 +4255,7 @@
               <w:rPr>
                 <w:sz w:val="18"/>
               </w:rPr>
-              <w:t xml:space="preserve">IF </w:t>
-            </w:r>
-            <w:r>
-              <w:rPr>
-                <w:sz w:val="18"/>
-              </w:rPr>
-              <w:t xml:space="preserve"> </w:t>
-            </w:r>
-            <w:r>
-              <w:rPr>
-                <w:sz w:val="18"/>
-              </w:rPr>
-              <w:t>覆盖</w:t>
+              <w:t>影响因子覆盖</w:t>
             </w:r>
           </w:p>
         </w:tc>
@@ -4395,7 +4383,7 @@
               <w:rPr>
                 <w:sz w:val="18"/>
               </w:rPr>
-              <w:t>篇均被引均值</w:t>
+              <w:t>影响因子均值</w:t>
             </w:r>
             <w:r>
               <w:rPr>
